--- a/pr-preview/pr-392/chapters/citations-evidence-tracked-changes.docx
+++ b/pr-preview/pr-392/chapters/citations-evidence-tracked-changes.docx
@@ -26,7 +26,7 @@
       </w:pPr>
       <w:ins w:id="2" w:author="PR Preview" w:date="2026-01-01T00:00:00Z">
         <w:r>
-          <w:t xml:space="preserve">Last modified: 2026-10-27 23:33:41 (PDT)</w:t>
+          <w:t xml:space="preserve">Last modified: 2026-10-28 00:02:13 (PDT)</w:t>
         </w:r>
       </w:ins>
     </w:p>
@@ -857,156 +857,48 @@
       <w:pPr>
         <w:pStyle w:val="FirstParagraph"/>
       </w:pPr>
-      <w:del w:id="3" w:author="PR Preview" w:date="2026-01-01T00:00:00Z">
-        <w:r>
-          <w:delText xml:space="preserve">Deleting the phrase and keeping the claim</w:delText>
-        </w:r>
-      </w:del>
-      <w:del w:id="4" w:author="PR Preview" w:date="2026-01-01T00:00:00Z">
-        <w:r>
-          <w:delText xml:space="preserve"> </w:delText>
-        </w:r>
-      </w:del>
-      <w:del w:id="5" w:author="PR Preview" w:date="2026-01-01T00:00:00Z">
-        <w:r>
-          <w:delText xml:space="preserve">is also usually an improvement:</w:delText>
-        </w:r>
-      </w:del>
-      <w:del w:id="6" w:author="PR Preview" w:date="2026-01-01T00:00:00Z">
-        <w:r>
-          <w:delText xml:space="preserve"> </w:delText>
-        </w:r>
-      </w:del>
-      <w:del w:id="7" w:author="PR Preview" w:date="2026-01-01T00:00:00Z">
-        <w:r>
-          <w:delText xml:space="preserve">“the log-likelihood is a sum of three terms”</w:delText>
-        </w:r>
-      </w:del>
-      <w:del w:id="8" w:author="PR Preview" w:date="2026-01-01T00:00:00Z">
-        <w:r>
-          <w:delText xml:space="preserve"> </w:delText>
-        </w:r>
-      </w:del>
-      <w:del w:id="9" w:author="PR Preview" w:date="2026-01-01T00:00:00Z">
-        <w:r>
-          <w:delText xml:space="preserve">makes the same claim about the log-likelihood as</w:delText>
-        </w:r>
-      </w:del>
-      <w:del w:id="10" w:author="PR Preview" w:date="2026-01-01T00:00:00Z">
-        <w:r>
-          <w:delText xml:space="preserve"> </w:delText>
-        </w:r>
-      </w:del>
-      <w:del w:id="11" w:author="PR Preview" w:date="2026-01-01T00:00:00Z">
-        <w:r>
-          <w:delText xml:space="preserve">“the log-likelihood is obviously a sum of three terms”</w:delText>
-        </w:r>
-      </w:del>
-      <w:del w:id="12" w:author="PR Preview" w:date="2026-01-01T00:00:00Z">
-        <w:r>
-          <w:delText xml:space="preserve">,</w:delText>
-        </w:r>
-      </w:del>
-      <w:del w:id="13" w:author="PR Preview" w:date="2026-01-01T00:00:00Z">
-        <w:r>
-          <w:delText xml:space="preserve"> </w:delText>
-        </w:r>
-      </w:del>
-      <w:del w:id="14" w:author="PR Preview" w:date="2026-01-01T00:00:00Z">
-        <w:r>
-          <w:delText xml:space="preserve">and it invites the reader to check the claim</w:delText>
-        </w:r>
-      </w:del>
-      <w:del w:id="15" w:author="PR Preview" w:date="2026-01-01T00:00:00Z">
-        <w:r>
-          <w:delText xml:space="preserve"> </w:delText>
-        </w:r>
-      </w:del>
-      <w:del w:id="16" w:author="PR Preview" w:date="2026-01-01T00:00:00Z">
-        <w:r>
-          <w:delText xml:space="preserve">rather than to defer to it.</w:delText>
-        </w:r>
-      </w:del>
-    </w:p>
-    <w:p>
-      <w:pPr>
-        <w:pStyle w:val="FirstParagraph"/>
-      </w:pPr>
-      <w:ins w:id="17" w:author="PR Preview" w:date="2026-01-01T00:00:00Z">
-        <w:r>
-          <w:t xml:space="preserve">Deleting the phrase and keeping the claim</w:t>
-        </w:r>
-      </w:ins>
-      <w:ins w:id="18" w:author="PR Preview" w:date="2026-01-01T00:00:00Z">
-        <w:r>
-          <w:t xml:space="preserve"> </w:t>
-        </w:r>
-      </w:ins>
-      <w:ins w:id="19" w:author="PR Preview" w:date="2026-01-01T00:00:00Z">
-        <w:r>
-          <w:t xml:space="preserve">is also usually an improvement:</w:t>
-        </w:r>
-      </w:ins>
-      <w:ins w:id="20" w:author="PR Preview" w:date="2026-01-01T00:00:00Z">
-        <w:r>
-          <w:t xml:space="preserve"> </w:t>
-        </w:r>
-      </w:ins>
-      <w:ins w:id="21" w:author="PR Preview" w:date="2026-01-01T00:00:00Z">
-        <w:r>
-          <w:t xml:space="preserve">“the log-likelihood is a sum of three terms”</w:t>
-        </w:r>
-      </w:ins>
-      <w:ins w:id="22" w:author="PR Preview" w:date="2026-01-01T00:00:00Z">
-        <w:r>
-          <w:t xml:space="preserve"> </w:t>
-        </w:r>
-      </w:ins>
-      <w:ins w:id="23" w:author="PR Preview" w:date="2026-01-01T00:00:00Z">
-        <w:r>
-          <w:t xml:space="preserve"> </w:t>
-        </w:r>
-      </w:ins>
-      <w:ins w:id="24" w:author="PR Preview" w:date="2026-01-01T00:00:00Z">
-        <w:r>
-          <w:t xml:space="preserve">makes the same claim about the log-likelihood as</w:t>
-        </w:r>
-      </w:ins>
-      <w:ins w:id="25" w:author="PR Preview" w:date="2026-01-01T00:00:00Z">
-        <w:r>
-          <w:t xml:space="preserve"> </w:t>
-        </w:r>
-      </w:ins>
-      <w:ins w:id="26" w:author="PR Preview" w:date="2026-01-01T00:00:00Z">
-        <w:r>
-          <w:t xml:space="preserve">“the log-likelihood is obviously a sum of three terms”</w:t>
-        </w:r>
-      </w:ins>
-      <w:ins w:id="27" w:author="PR Preview" w:date="2026-01-01T00:00:00Z">
-        <w:r>
-          <w:t xml:space="preserve">,</w:t>
-        </w:r>
-      </w:ins>
-      <w:ins w:id="28" w:author="PR Preview" w:date="2026-01-01T00:00:00Z">
-        <w:r>
-          <w:t xml:space="preserve"> </w:t>
-        </w:r>
-      </w:ins>
-      <w:ins w:id="29" w:author="PR Preview" w:date="2026-01-01T00:00:00Z">
-        <w:r>
-          <w:t xml:space="preserve">and it invites the reader to check the claim</w:t>
-        </w:r>
-      </w:ins>
-      <w:ins w:id="30" w:author="PR Preview" w:date="2026-01-01T00:00:00Z">
-        <w:r>
-          <w:t xml:space="preserve"> </w:t>
-        </w:r>
-      </w:ins>
-      <w:ins w:id="31" w:author="PR Preview" w:date="2026-01-01T00:00:00Z">
-        <w:r>
-          <w:t xml:space="preserve">rather than to defer to it.</w:t>
-        </w:r>
-      </w:ins>
+      <w:r>
+        <w:t xml:space="preserve">Deleting the phrase and keeping the claim</w:t>
+      </w:r>
+      <w:r>
+        <w:t xml:space="preserve"> </w:t>
+      </w:r>
+      <w:r>
+        <w:t xml:space="preserve">is also usually an improvement:</w:t>
+      </w:r>
+      <w:r>
+        <w:t xml:space="preserve"> </w:t>
+      </w:r>
+      <w:r>
+        <w:t xml:space="preserve">“the log-likelihood is a sum of three terms”</w:t>
+      </w:r>
+      <w:r>
+        <w:t xml:space="preserve"> </w:t>
+      </w:r>
+      <w:r>
+        <w:t xml:space="preserve">makes the same claim about the log-likelihood as</w:t>
+      </w:r>
+      <w:r>
+        <w:t xml:space="preserve"> </w:t>
+      </w:r>
+      <w:r>
+        <w:t xml:space="preserve">“the log-likelihood is obviously a sum of three terms”</w:t>
+      </w:r>
+      <w:r>
+        <w:t xml:space="preserve">,</w:t>
+      </w:r>
+      <w:r>
+        <w:t xml:space="preserve"> </w:t>
+      </w:r>
+      <w:r>
+        <w:t xml:space="preserve">and it invites the reader to check the claim</w:t>
+      </w:r>
+      <w:r>
+        <w:t xml:space="preserve"> </w:t>
+      </w:r>
+      <w:r>
+        <w:t xml:space="preserve">rather than to defer to it.</w:t>
+      </w:r>
     </w:p>
     <w:bookmarkStart w:id="16" w:name="exm-flippant-derivation"/>
     <w:p>
@@ -1045,12 +937,12 @@
       <w:pPr>
         <w:pStyle w:val="BlockText"/>
       </w:pPr>
-      <w:del w:id="32" w:author="PR Preview" w:date="2026-01-01T00:00:00Z">
+      <w:del w:id="3" w:author="PR Preview" w:date="2026-01-01T00:00:00Z">
         <w:r>
           <w:delText xml:space="preserve">✅ For an independent sample</w:delText>
         </w:r>
       </w:del>
-      <w:del w:id="33" w:author="PR Preview" w:date="2026-01-01T00:00:00Z">
+      <w:del w:id="4" w:author="PR Preview" w:date="2026-01-01T00:00:00Z">
         <w:r>
           <w:delText xml:space="preserve"> </w:delText>
         </w:r>
@@ -1099,17 +991,17 @@
           </m:sub>
         </m:sSub>
       </m:oMath>
-      <w:del w:id="34" w:author="PR Preview" w:date="2026-01-01T00:00:00Z">
+      <w:del w:id="5" w:author="PR Preview" w:date="2026-01-01T00:00:00Z">
         <w:r>
           <w:delText xml:space="preserve"> </w:delText>
         </w:r>
       </w:del>
-      <w:del w:id="35" w:author="PR Preview" w:date="2026-01-01T00:00:00Z">
+      <w:del w:id="6" w:author="PR Preview" w:date="2026-01-01T00:00:00Z">
         <w:r>
           <w:delText xml:space="preserve">from a normal distribution with mean</w:delText>
         </w:r>
       </w:del>
-      <w:del w:id="36" w:author="PR Preview" w:date="2026-01-01T00:00:00Z">
+      <w:del w:id="7" w:author="PR Preview" w:date="2026-01-01T00:00:00Z">
         <w:r>
           <w:delText xml:space="preserve"> </w:delText>
         </w:r>
@@ -1119,17 +1011,17 @@
           <m:t>μ</m:t>
         </m:r>
       </m:oMath>
-      <w:del w:id="37" w:author="PR Preview" w:date="2026-01-01T00:00:00Z">
+      <w:del w:id="8" w:author="PR Preview" w:date="2026-01-01T00:00:00Z">
         <w:r>
           <w:delText xml:space="preserve"> </w:delText>
         </w:r>
       </w:del>
-      <w:del w:id="38" w:author="PR Preview" w:date="2026-01-01T00:00:00Z">
+      <w:del w:id="9" w:author="PR Preview" w:date="2026-01-01T00:00:00Z">
         <w:r>
           <w:delText xml:space="preserve">and variance</w:delText>
         </w:r>
       </w:del>
-      <w:del w:id="39" w:author="PR Preview" w:date="2026-01-01T00:00:00Z">
+      <w:del w:id="10" w:author="PR Preview" w:date="2026-01-01T00:00:00Z">
         <w:r>
           <w:delText xml:space="preserve"> </w:delText>
         </w:r>
@@ -1148,27 +1040,27 @@
           </m:sup>
         </m:sSup>
       </m:oMath>
-      <w:del w:id="40" w:author="PR Preview" w:date="2026-01-01T00:00:00Z">
+      <w:del w:id="11" w:author="PR Preview" w:date="2026-01-01T00:00:00Z">
         <w:r>
           <w:delText xml:space="preserve">,</w:delText>
         </w:r>
       </w:del>
-      <w:del w:id="41" w:author="PR Preview" w:date="2026-01-01T00:00:00Z">
+      <w:del w:id="12" w:author="PR Preview" w:date="2026-01-01T00:00:00Z">
         <w:r>
           <w:delText xml:space="preserve"> </w:delText>
         </w:r>
       </w:del>
-      <w:del w:id="42" w:author="PR Preview" w:date="2026-01-01T00:00:00Z">
+      <w:del w:id="13" w:author="PR Preview" w:date="2026-01-01T00:00:00Z">
         <w:r>
           <w:delText xml:space="preserve">substituting the normal density into the likelihood</w:delText>
         </w:r>
       </w:del>
-      <w:del w:id="43" w:author="PR Preview" w:date="2026-01-01T00:00:00Z">
+      <w:del w:id="14" w:author="PR Preview" w:date="2026-01-01T00:00:00Z">
         <w:r>
           <w:delText xml:space="preserve"> </w:delText>
         </w:r>
       </w:del>
-      <w:del w:id="44" w:author="PR Preview" w:date="2026-01-01T00:00:00Z">
+      <w:del w:id="15" w:author="PR Preview" w:date="2026-01-01T00:00:00Z">
         <w:r>
           <w:delText xml:space="preserve">and taking logarithms gives</w:delText>
         </w:r>
@@ -1178,12 +1070,12 @@
       <w:pPr>
         <w:pStyle w:val="BlockText"/>
       </w:pPr>
-      <w:ins w:id="45" w:author="PR Preview" w:date="2026-01-01T00:00:00Z">
+      <w:ins w:id="16" w:author="PR Preview" w:date="2026-01-01T00:00:00Z">
         <w:r>
           <w:t xml:space="preserve">✅ For an independent sample</w:t>
         </w:r>
       </w:ins>
-      <w:ins w:id="46" w:author="PR Preview" w:date="2026-01-01T00:00:00Z">
+      <w:ins w:id="17" w:author="PR Preview" w:date="2026-01-01T00:00:00Z">
         <w:r>
           <w:t xml:space="preserve"> </w:t>
         </w:r>
@@ -1232,17 +1124,17 @@
           </m:sub>
         </m:sSub>
       </m:oMath>
-      <w:ins w:id="47" w:author="PR Preview" w:date="2026-01-01T00:00:00Z">
+      <w:ins w:id="18" w:author="PR Preview" w:date="2026-01-01T00:00:00Z">
         <w:r>
           <w:t xml:space="preserve"> </w:t>
         </w:r>
       </w:ins>
-      <w:ins w:id="48" w:author="PR Preview" w:date="2026-01-01T00:00:00Z">
+      <w:ins w:id="19" w:author="PR Preview" w:date="2026-01-01T00:00:00Z">
         <w:r>
           <w:t xml:space="preserve">from a normal distribution with mean</w:t>
         </w:r>
       </w:ins>
-      <w:ins w:id="49" w:author="PR Preview" w:date="2026-01-01T00:00:00Z">
+      <w:ins w:id="20" w:author="PR Preview" w:date="2026-01-01T00:00:00Z">
         <w:r>
           <w:t xml:space="preserve"> </w:t>
         </w:r>
@@ -1252,17 +1144,17 @@
           <m:t>μ</m:t>
         </m:r>
       </m:oMath>
-      <w:ins w:id="50" w:author="PR Preview" w:date="2026-01-01T00:00:00Z">
+      <w:ins w:id="21" w:author="PR Preview" w:date="2026-01-01T00:00:00Z">
         <w:r>
           <w:t xml:space="preserve"> </w:t>
         </w:r>
       </w:ins>
-      <w:ins w:id="51" w:author="PR Preview" w:date="2026-01-01T00:00:00Z">
+      <w:ins w:id="22" w:author="PR Preview" w:date="2026-01-01T00:00:00Z">
         <w:r>
           <w:t xml:space="preserve">and variance</w:t>
         </w:r>
       </w:ins>
-      <w:ins w:id="52" w:author="PR Preview" w:date="2026-01-01T00:00:00Z">
+      <w:ins w:id="23" w:author="PR Preview" w:date="2026-01-01T00:00:00Z">
         <w:r>
           <w:t xml:space="preserve"> </w:t>
         </w:r>
@@ -1281,32 +1173,32 @@
           </m:sup>
         </m:sSup>
       </m:oMath>
-      <w:ins w:id="53" w:author="PR Preview" w:date="2026-01-01T00:00:00Z">
+      <w:ins w:id="24" w:author="PR Preview" w:date="2026-01-01T00:00:00Z">
         <w:r>
           <w:t xml:space="preserve">,</w:t>
         </w:r>
       </w:ins>
-      <w:ins w:id="54" w:author="PR Preview" w:date="2026-01-01T00:00:00Z">
+      <w:ins w:id="25" w:author="PR Preview" w:date="2026-01-01T00:00:00Z">
         <w:r>
           <w:t xml:space="preserve"> </w:t>
         </w:r>
       </w:ins>
-      <w:ins w:id="55" w:author="PR Preview" w:date="2026-01-01T00:00:00Z">
+      <w:ins w:id="26" w:author="PR Preview" w:date="2026-01-01T00:00:00Z">
         <w:r>
           <w:t xml:space="preserve"> </w:t>
         </w:r>
       </w:ins>
-      <w:ins w:id="56" w:author="PR Preview" w:date="2026-01-01T00:00:00Z">
+      <w:ins w:id="27" w:author="PR Preview" w:date="2026-01-01T00:00:00Z">
         <w:r>
           <w:t xml:space="preserve">substituting the normal density into the likelihood</w:t>
         </w:r>
       </w:ins>
-      <w:ins w:id="57" w:author="PR Preview" w:date="2026-01-01T00:00:00Z">
+      <w:ins w:id="28" w:author="PR Preview" w:date="2026-01-01T00:00:00Z">
         <w:r>
           <w:t xml:space="preserve"> </w:t>
         </w:r>
       </w:ins>
-      <w:ins w:id="58" w:author="PR Preview" w:date="2026-01-01T00:00:00Z">
+      <w:ins w:id="29" w:author="PR Preview" w:date="2026-01-01T00:00:00Z">
         <w:r>
           <w:t xml:space="preserve">and taking logarithms gives</w:t>
         </w:r>
@@ -1572,17 +1464,17 @@
       <w:pPr>
         <w:pStyle w:val="BlockText"/>
       </w:pPr>
-      <w:del w:id="59" w:author="PR Preview" w:date="2026-01-01T00:00:00Z">
+      <w:del w:id="30" w:author="PR Preview" w:date="2026-01-01T00:00:00Z">
         <w:r>
           <w:delText xml:space="preserve">The three terms are,</w:delText>
         </w:r>
       </w:del>
-      <w:del w:id="60" w:author="PR Preview" w:date="2026-01-01T00:00:00Z">
+      <w:del w:id="31" w:author="PR Preview" w:date="2026-01-01T00:00:00Z">
         <w:r>
           <w:delText xml:space="preserve"> </w:delText>
         </w:r>
       </w:del>
-      <w:del w:id="61" w:author="PR Preview" w:date="2026-01-01T00:00:00Z">
+      <w:del w:id="32" w:author="PR Preview" w:date="2026-01-01T00:00:00Z">
         <w:r>
           <w:delText xml:space="preserve">in order:</w:delText>
         </w:r>
@@ -1592,22 +1484,22 @@
       <w:pPr>
         <w:pStyle w:val="BlockText"/>
       </w:pPr>
-      <w:ins w:id="62" w:author="PR Preview" w:date="2026-01-01T00:00:00Z">
+      <w:ins w:id="33" w:author="PR Preview" w:date="2026-01-01T00:00:00Z">
         <w:r>
           <w:t xml:space="preserve">The three terms are,</w:t>
         </w:r>
       </w:ins>
-      <w:ins w:id="63" w:author="PR Preview" w:date="2026-01-01T00:00:00Z">
+      <w:ins w:id="34" w:author="PR Preview" w:date="2026-01-01T00:00:00Z">
         <w:r>
           <w:t xml:space="preserve"> </w:t>
         </w:r>
       </w:ins>
-      <w:ins w:id="64" w:author="PR Preview" w:date="2026-01-01T00:00:00Z">
+      <w:ins w:id="35" w:author="PR Preview" w:date="2026-01-01T00:00:00Z">
         <w:r>
           <w:t xml:space="preserve"> </w:t>
         </w:r>
       </w:ins>
-      <w:ins w:id="65" w:author="PR Preview" w:date="2026-01-01T00:00:00Z">
+      <w:ins w:id="36" w:author="PR Preview" w:date="2026-01-01T00:00:00Z">
         <w:r>
           <w:t xml:space="preserve">in order:</w:t>
         </w:r>
@@ -2975,17 +2867,17 @@
       <w:pPr>
         <w:pStyle w:val="BlockText"/>
       </w:pPr>
-      <w:del w:id="66" w:author="PR Preview" w:date="2026-01-01T00:00:00Z">
+      <w:del w:id="37" w:author="PR Preview" w:date="2026-01-01T00:00:00Z">
         <w:r>
           <w:delText xml:space="preserve">❌ The likelihood of the logistic regression model from the previous chapter</w:delText>
         </w:r>
       </w:del>
-      <w:del w:id="67" w:author="PR Preview" w:date="2026-01-01T00:00:00Z">
+      <w:del w:id="38" w:author="PR Preview" w:date="2026-01-01T00:00:00Z">
         <w:r>
           <w:delText xml:space="preserve"> </w:delText>
         </w:r>
       </w:del>
-      <w:del w:id="68" w:author="PR Preview" w:date="2026-01-01T00:00:00Z">
+      <w:del w:id="39" w:author="PR Preview" w:date="2026-01-01T00:00:00Z">
         <w:r>
           <w:delText xml:space="preserve">is a product of Bernoulli probabilities.</w:delText>
         </w:r>
@@ -2995,22 +2887,22 @@
       <w:pPr>
         <w:pStyle w:val="BlockText"/>
       </w:pPr>
-      <w:ins w:id="69" w:author="PR Preview" w:date="2026-01-01T00:00:00Z">
+      <w:ins w:id="40" w:author="PR Preview" w:date="2026-01-01T00:00:00Z">
         <w:r>
           <w:t xml:space="preserve">❌ The likelihood of the logistic regression model from the previous chapter</w:t>
         </w:r>
       </w:ins>
-      <w:ins w:id="70" w:author="PR Preview" w:date="2026-01-01T00:00:00Z">
+      <w:ins w:id="41" w:author="PR Preview" w:date="2026-01-01T00:00:00Z">
         <w:r>
           <w:t xml:space="preserve"> </w:t>
         </w:r>
       </w:ins>
-      <w:ins w:id="71" w:author="PR Preview" w:date="2026-01-01T00:00:00Z">
+      <w:ins w:id="42" w:author="PR Preview" w:date="2026-01-01T00:00:00Z">
         <w:r>
           <w:t xml:space="preserve"> </w:t>
         </w:r>
       </w:ins>
-      <w:ins w:id="72" w:author="PR Preview" w:date="2026-01-01T00:00:00Z">
+      <w:ins w:id="43" w:author="PR Preview" w:date="2026-01-01T00:00:00Z">
         <w:r>
           <w:t xml:space="preserve">is a product of Bernoulli probabilities.</w:t>
         </w:r>
@@ -3198,17 +3090,17 @@
       <w:pPr>
         <w:pStyle w:val="BlockText"/>
       </w:pPr>
-      <w:del w:id="73" w:author="PR Preview" w:date="2026-01-01T00:00:00Z">
+      <w:del w:id="44" w:author="PR Preview" w:date="2026-01-01T00:00:00Z">
         <w:r>
           <w:delText xml:space="preserve">❌ We fit the model with the lme4 package</w:delText>
         </w:r>
       </w:del>
-      <w:del w:id="74" w:author="PR Preview" w:date="2026-01-01T00:00:00Z">
+      <w:del w:id="45" w:author="PR Preview" w:date="2026-01-01T00:00:00Z">
         <w:r>
           <w:delText xml:space="preserve"> </w:delText>
         </w:r>
       </w:del>
-      <w:del w:id="75" w:author="PR Preview" w:date="2026-01-01T00:00:00Z">
+      <w:del w:id="46" w:author="PR Preview" w:date="2026-01-01T00:00:00Z">
         <w:r>
           <w:delText xml:space="preserve">and report a 95% confidence interval for each fixed effect.</w:delText>
         </w:r>
@@ -3218,22 +3110,22 @@
       <w:pPr>
         <w:pStyle w:val="BlockText"/>
       </w:pPr>
-      <w:ins w:id="76" w:author="PR Preview" w:date="2026-01-01T00:00:00Z">
+      <w:ins w:id="47" w:author="PR Preview" w:date="2026-01-01T00:00:00Z">
         <w:r>
           <w:t xml:space="preserve">❌ We fit the model with the lme4 package</w:t>
         </w:r>
       </w:ins>
-      <w:ins w:id="77" w:author="PR Preview" w:date="2026-01-01T00:00:00Z">
+      <w:ins w:id="48" w:author="PR Preview" w:date="2026-01-01T00:00:00Z">
         <w:r>
           <w:t xml:space="preserve"> </w:t>
         </w:r>
       </w:ins>
-      <w:ins w:id="78" w:author="PR Preview" w:date="2026-01-01T00:00:00Z">
+      <w:ins w:id="49" w:author="PR Preview" w:date="2026-01-01T00:00:00Z">
         <w:r>
           <w:t xml:space="preserve">and report a 95% confidence interval for each fixed effect.</w:t>
         </w:r>
       </w:ins>
-      <w:ins w:id="79" w:author="PR Preview" w:date="2026-01-01T00:00:00Z">
+      <w:ins w:id="50" w:author="PR Preview" w:date="2026-01-01T00:00:00Z">
         <w:r>
           <w:t xml:space="preserve"> </w:t>
         </w:r>

--- a/pr-preview/pr-392/chapters/citations-evidence-tracked-changes.docx
+++ b/pr-preview/pr-392/chapters/citations-evidence-tracked-changes.docx
@@ -16,7 +16,7 @@
       </w:pPr>
       <w:del w:id="1" w:author="PR Preview" w:date="2026-01-01T00:00:00Z">
         <w:r>
-          <w:delText xml:space="preserve">Last modified: 2026-10-27 21:52:02 (PDT)</w:delText>
+          <w:delText xml:space="preserve">Last modified: 2026-10-28 00:14:18 (PDT)</w:delText>
         </w:r>
       </w:del>
     </w:p>
@@ -26,7 +26,7 @@
       </w:pPr>
       <w:ins w:id="2" w:author="PR Preview" w:date="2026-01-01T00:00:00Z">
         <w:r>
-          <w:t xml:space="preserve">Last modified: 2026-10-28 00:02:13 (PDT)</w:t>
+          <w:t xml:space="preserve">Last modified: 2026-10-28 00:14:43 (PDT)</w:t>
         </w:r>
       </w:ins>
     </w:p>
